--- a/consolidate_report.docx
+++ b/consolidate_report.docx
@@ -42,6 +42,7 @@
     <w:p>
       <w:pPr>
         <w:rPr>
+          <w:u w:val="single"/>
           <w:lang w:val="en-US"/>
         </w:rPr>
       </w:pPr>
@@ -56,6 +57,56 @@
     <w:p>
       <w:pPr>
         <w:rPr>
+          <w:u w:val="single"/>
+          <w:lang w:val="en-US"/>
+        </w:rPr>
+      </w:pPr>
+      <w:r>
+        <w:rPr>
+          <w:noProof/>
+          <w:lang w:val="en-US"/>
+        </w:rPr>
+        <w:drawing>
+          <wp:inline distT="0" distB="0" distL="0" distR="0" wp14:anchorId="34DB36A1" wp14:editId="06108AFA">
+            <wp:extent cx="6858000" cy="1369060"/>
+            <wp:effectExtent l="0" t="0" r="0" b="2540"/>
+            <wp:docPr id="231509569" name="Picture 1"/>
+            <wp:cNvGraphicFramePr>
+              <a:graphicFrameLocks xmlns:a="http://schemas.openxmlformats.org/drawingml/2006/main" noChangeAspect="1"/>
+            </wp:cNvGraphicFramePr>
+            <a:graphic xmlns:a="http://schemas.openxmlformats.org/drawingml/2006/main">
+              <a:graphicData uri="http://schemas.openxmlformats.org/drawingml/2006/picture">
+                <pic:pic xmlns:pic="http://schemas.openxmlformats.org/drawingml/2006/picture">
+                  <pic:nvPicPr>
+                    <pic:cNvPr id="231509569" name=""/>
+                    <pic:cNvPicPr/>
+                  </pic:nvPicPr>
+                  <pic:blipFill>
+                    <a:blip r:embed="rId5"/>
+                    <a:stretch>
+                      <a:fillRect/>
+                    </a:stretch>
+                  </pic:blipFill>
+                  <pic:spPr>
+                    <a:xfrm>
+                      <a:off x="0" y="0"/>
+                      <a:ext cx="6858000" cy="1369060"/>
+                    </a:xfrm>
+                    <a:prstGeom prst="rect">
+                      <a:avLst/>
+                    </a:prstGeom>
+                  </pic:spPr>
+                </pic:pic>
+              </a:graphicData>
+            </a:graphic>
+          </wp:inline>
+        </w:drawing>
+      </w:r>
+    </w:p>
+    <w:p>
+      <w:pPr>
+        <w:rPr>
+          <w:u w:val="single"/>
           <w:lang w:val="en-US"/>
         </w:rPr>
       </w:pPr>
@@ -75,6 +126,55 @@
       </w:pPr>
       <w:r>
         <w:rPr>
+          <w:noProof/>
+          <w:lang w:val="en-US"/>
+        </w:rPr>
+        <w:drawing>
+          <wp:inline distT="0" distB="0" distL="0" distR="0" wp14:anchorId="1D563714" wp14:editId="34F3712A">
+            <wp:extent cx="6858000" cy="1369060"/>
+            <wp:effectExtent l="0" t="0" r="0" b="2540"/>
+            <wp:docPr id="1029559922" name="Picture 1"/>
+            <wp:cNvGraphicFramePr>
+              <a:graphicFrameLocks xmlns:a="http://schemas.openxmlformats.org/drawingml/2006/main" noChangeAspect="1"/>
+            </wp:cNvGraphicFramePr>
+            <a:graphic xmlns:a="http://schemas.openxmlformats.org/drawingml/2006/main">
+              <a:graphicData uri="http://schemas.openxmlformats.org/drawingml/2006/picture">
+                <pic:pic xmlns:pic="http://schemas.openxmlformats.org/drawingml/2006/picture">
+                  <pic:nvPicPr>
+                    <pic:cNvPr id="1029559922" name=""/>
+                    <pic:cNvPicPr/>
+                  </pic:nvPicPr>
+                  <pic:blipFill>
+                    <a:blip r:embed="rId6"/>
+                    <a:stretch>
+                      <a:fillRect/>
+                    </a:stretch>
+                  </pic:blipFill>
+                  <pic:spPr>
+                    <a:xfrm>
+                      <a:off x="0" y="0"/>
+                      <a:ext cx="6858000" cy="1369060"/>
+                    </a:xfrm>
+                    <a:prstGeom prst="rect">
+                      <a:avLst/>
+                    </a:prstGeom>
+                  </pic:spPr>
+                </pic:pic>
+              </a:graphicData>
+            </a:graphic>
+          </wp:inline>
+        </w:drawing>
+      </w:r>
+    </w:p>
+    <w:p>
+      <w:pPr>
+        <w:rPr>
+          <w:u w:val="single"/>
+          <w:lang w:val="en-US"/>
+        </w:rPr>
+      </w:pPr>
+      <w:r>
+        <w:rPr>
           <w:u w:val="single"/>
           <w:lang w:val="en-US"/>
         </w:rPr>
@@ -89,15 +189,50 @@
       </w:pPr>
       <w:r>
         <w:rPr>
-          <w:u w:val="single"/>
-          <w:lang w:val="en-US"/>
-        </w:rPr>
-        <w:t>Summary Statistics Table-</w:t>
+          <w:noProof/>
+          <w:lang w:val="en-US"/>
+        </w:rPr>
+        <w:drawing>
+          <wp:inline distT="0" distB="0" distL="0" distR="0" wp14:anchorId="01C2394B" wp14:editId="45035C28">
+            <wp:extent cx="6858000" cy="1213485"/>
+            <wp:effectExtent l="0" t="0" r="0" b="5715"/>
+            <wp:docPr id="1820477982" name="Picture 1"/>
+            <wp:cNvGraphicFramePr>
+              <a:graphicFrameLocks xmlns:a="http://schemas.openxmlformats.org/drawingml/2006/main" noChangeAspect="1"/>
+            </wp:cNvGraphicFramePr>
+            <a:graphic xmlns:a="http://schemas.openxmlformats.org/drawingml/2006/main">
+              <a:graphicData uri="http://schemas.openxmlformats.org/drawingml/2006/picture">
+                <pic:pic xmlns:pic="http://schemas.openxmlformats.org/drawingml/2006/picture">
+                  <pic:nvPicPr>
+                    <pic:cNvPr id="1820477982" name=""/>
+                    <pic:cNvPicPr/>
+                  </pic:nvPicPr>
+                  <pic:blipFill>
+                    <a:blip r:embed="rId7"/>
+                    <a:stretch>
+                      <a:fillRect/>
+                    </a:stretch>
+                  </pic:blipFill>
+                  <pic:spPr>
+                    <a:xfrm>
+                      <a:off x="0" y="0"/>
+                      <a:ext cx="6858000" cy="1213485"/>
+                    </a:xfrm>
+                    <a:prstGeom prst="rect">
+                      <a:avLst/>
+                    </a:prstGeom>
+                  </pic:spPr>
+                </pic:pic>
+              </a:graphicData>
+            </a:graphic>
+          </wp:inline>
+        </w:drawing>
       </w:r>
     </w:p>
     <w:p>
       <w:pPr>
         <w:rPr>
+          <w:u w:val="single"/>
           <w:lang w:val="en-US"/>
         </w:rPr>
       </w:pPr>
@@ -106,6 +241,1525 @@
           <w:u w:val="single"/>
           <w:lang w:val="en-US"/>
         </w:rPr>
+        <w:t>Summary Statistics Table-</w:t>
+      </w:r>
+    </w:p>
+    <w:tbl>
+      <w:tblPr>
+        <w:tblW w:w="9620" w:type="dxa"/>
+        <w:tblLook w:val="04A0" w:firstRow="1" w:lastRow="0" w:firstColumn="1" w:lastColumn="0" w:noHBand="0" w:noVBand="1"/>
+      </w:tblPr>
+      <w:tblGrid>
+        <w:gridCol w:w="2020"/>
+        <w:gridCol w:w="1300"/>
+        <w:gridCol w:w="1300"/>
+        <w:gridCol w:w="1208"/>
+        <w:gridCol w:w="2006"/>
+        <w:gridCol w:w="1968"/>
+      </w:tblGrid>
+      <w:tr>
+        <w:trPr>
+          <w:trHeight w:val="320"/>
+        </w:trPr>
+        <w:tc>
+          <w:tcPr>
+            <w:tcW w:w="2020" w:type="dxa"/>
+            <w:tcBorders>
+              <w:top w:val="nil"/>
+              <w:left w:val="nil"/>
+              <w:bottom w:val="nil"/>
+              <w:right w:val="nil"/>
+            </w:tcBorders>
+            <w:noWrap/>
+            <w:vAlign w:val="bottom"/>
+            <w:hideMark/>
+          </w:tcPr>
+          <w:p>
+            <w:pPr>
+              <w:spacing w:after="0" w:line="240" w:lineRule="auto"/>
+              <w:rPr>
+                <w:rFonts w:ascii="Times New Roman" w:eastAsia="Times New Roman" w:hAnsi="Times New Roman" w:cs="Times New Roman"/>
+                <w:kern w:val="0"/>
+                <w14:ligatures w14:val="none"/>
+              </w:rPr>
+            </w:pPr>
+          </w:p>
+        </w:tc>
+        <w:tc>
+          <w:tcPr>
+            <w:tcW w:w="1300" w:type="dxa"/>
+            <w:tcBorders>
+              <w:top w:val="nil"/>
+              <w:left w:val="nil"/>
+              <w:bottom w:val="nil"/>
+              <w:right w:val="nil"/>
+            </w:tcBorders>
+            <w:noWrap/>
+            <w:vAlign w:val="bottom"/>
+            <w:hideMark/>
+          </w:tcPr>
+          <w:p>
+            <w:pPr>
+              <w:spacing w:after="0" w:line="240" w:lineRule="auto"/>
+              <w:rPr>
+                <w:rFonts w:ascii="Aptos Narrow" w:eastAsia="Times New Roman" w:hAnsi="Aptos Narrow" w:cs="Times New Roman"/>
+                <w:color w:val="000000"/>
+                <w:kern w:val="0"/>
+                <w14:ligatures w14:val="none"/>
+              </w:rPr>
+            </w:pPr>
+            <w:r>
+              <w:rPr>
+                <w:rFonts w:ascii="Aptos Narrow" w:eastAsia="Times New Roman" w:hAnsi="Aptos Narrow" w:cs="Times New Roman"/>
+                <w:color w:val="000000"/>
+                <w:kern w:val="0"/>
+                <w14:ligatures w14:val="none"/>
+              </w:rPr>
+              <w:t>Price in USD</w:t>
+            </w:r>
+          </w:p>
+        </w:tc>
+        <w:tc>
+          <w:tcPr>
+            <w:tcW w:w="1300" w:type="dxa"/>
+            <w:tcBorders>
+              <w:top w:val="nil"/>
+              <w:left w:val="nil"/>
+              <w:bottom w:val="nil"/>
+              <w:right w:val="nil"/>
+            </w:tcBorders>
+            <w:noWrap/>
+            <w:vAlign w:val="bottom"/>
+            <w:hideMark/>
+          </w:tcPr>
+          <w:p>
+            <w:pPr>
+              <w:spacing w:after="0" w:line="240" w:lineRule="auto"/>
+              <w:rPr>
+                <w:rFonts w:ascii="Aptos Narrow" w:eastAsia="Times New Roman" w:hAnsi="Aptos Narrow" w:cs="Times New Roman"/>
+                <w:color w:val="000000"/>
+                <w:kern w:val="0"/>
+                <w14:ligatures w14:val="none"/>
+              </w:rPr>
+            </w:pPr>
+            <w:r>
+              <w:rPr>
+                <w:rFonts w:ascii="Aptos Narrow" w:eastAsia="Times New Roman" w:hAnsi="Aptos Narrow" w:cs="Times New Roman"/>
+                <w:color w:val="000000"/>
+                <w:kern w:val="0"/>
+                <w14:ligatures w14:val="none"/>
+              </w:rPr>
+              <w:t>Year</w:t>
+            </w:r>
+          </w:p>
+        </w:tc>
+        <w:tc>
+          <w:tcPr>
+            <w:tcW w:w="1160" w:type="dxa"/>
+            <w:tcBorders>
+              <w:top w:val="nil"/>
+              <w:left w:val="nil"/>
+              <w:bottom w:val="nil"/>
+              <w:right w:val="nil"/>
+            </w:tcBorders>
+            <w:noWrap/>
+            <w:vAlign w:val="bottom"/>
+            <w:hideMark/>
+          </w:tcPr>
+          <w:p>
+            <w:pPr>
+              <w:spacing w:after="0" w:line="240" w:lineRule="auto"/>
+              <w:rPr>
+                <w:rFonts w:ascii="Aptos Narrow" w:eastAsia="Times New Roman" w:hAnsi="Aptos Narrow" w:cs="Times New Roman"/>
+                <w:color w:val="000000"/>
+                <w:kern w:val="0"/>
+                <w14:ligatures w14:val="none"/>
+              </w:rPr>
+            </w:pPr>
+            <w:r>
+              <w:rPr>
+                <w:rFonts w:ascii="Aptos Narrow" w:eastAsia="Times New Roman" w:hAnsi="Aptos Narrow" w:cs="Times New Roman"/>
+                <w:color w:val="000000"/>
+                <w:kern w:val="0"/>
+                <w14:ligatures w14:val="none"/>
+              </w:rPr>
+              <w:t>StarRating</w:t>
+            </w:r>
+          </w:p>
+        </w:tc>
+        <w:tc>
+          <w:tcPr>
+            <w:tcW w:w="1960" w:type="dxa"/>
+            <w:tcBorders>
+              <w:top w:val="nil"/>
+              <w:left w:val="nil"/>
+              <w:bottom w:val="nil"/>
+              <w:right w:val="nil"/>
+            </w:tcBorders>
+            <w:noWrap/>
+            <w:vAlign w:val="bottom"/>
+            <w:hideMark/>
+          </w:tcPr>
+          <w:p>
+            <w:pPr>
+              <w:spacing w:after="0" w:line="240" w:lineRule="auto"/>
+              <w:rPr>
+                <w:rFonts w:ascii="Aptos Narrow" w:eastAsia="Times New Roman" w:hAnsi="Aptos Narrow" w:cs="Times New Roman"/>
+                <w:color w:val="000000"/>
+                <w:kern w:val="0"/>
+                <w14:ligatures w14:val="none"/>
+              </w:rPr>
+            </w:pPr>
+            <w:r>
+              <w:rPr>
+                <w:rFonts w:ascii="Aptos Narrow" w:eastAsia="Times New Roman" w:hAnsi="Aptos Narrow" w:cs="Times New Roman"/>
+                <w:color w:val="000000"/>
+                <w:kern w:val="0"/>
+                <w14:ligatures w14:val="none"/>
+              </w:rPr>
+              <w:t>NumberOfReviews</w:t>
+            </w:r>
+          </w:p>
+        </w:tc>
+        <w:tc>
+          <w:tcPr>
+            <w:tcW w:w="1880" w:type="dxa"/>
+            <w:tcBorders>
+              <w:top w:val="nil"/>
+              <w:left w:val="nil"/>
+              <w:bottom w:val="nil"/>
+              <w:right w:val="nil"/>
+            </w:tcBorders>
+            <w:noWrap/>
+            <w:vAlign w:val="bottom"/>
+            <w:hideMark/>
+          </w:tcPr>
+          <w:p>
+            <w:pPr>
+              <w:spacing w:after="0" w:line="240" w:lineRule="auto"/>
+              <w:rPr>
+                <w:rFonts w:ascii="Aptos Narrow" w:eastAsia="Times New Roman" w:hAnsi="Aptos Narrow" w:cs="Times New Roman"/>
+                <w:color w:val="000000"/>
+                <w:kern w:val="0"/>
+                <w14:ligatures w14:val="none"/>
+              </w:rPr>
+            </w:pPr>
+            <w:r>
+              <w:rPr>
+                <w:rFonts w:ascii="Aptos Narrow" w:eastAsia="Times New Roman" w:hAnsi="Aptos Narrow" w:cs="Times New Roman"/>
+                <w:color w:val="000000"/>
+                <w:kern w:val="0"/>
+                <w14:ligatures w14:val="none"/>
+              </w:rPr>
+              <w:t>NumberOfAuthors</w:t>
+            </w:r>
+          </w:p>
+        </w:tc>
+      </w:tr>
+      <w:tr>
+        <w:trPr>
+          <w:trHeight w:val="320"/>
+        </w:trPr>
+        <w:tc>
+          <w:tcPr>
+            <w:tcW w:w="2020" w:type="dxa"/>
+            <w:tcBorders>
+              <w:top w:val="nil"/>
+              <w:left w:val="nil"/>
+              <w:bottom w:val="nil"/>
+              <w:right w:val="nil"/>
+            </w:tcBorders>
+            <w:noWrap/>
+            <w:vAlign w:val="bottom"/>
+            <w:hideMark/>
+          </w:tcPr>
+          <w:p>
+            <w:pPr>
+              <w:spacing w:after="0" w:line="240" w:lineRule="auto"/>
+              <w:rPr>
+                <w:rFonts w:ascii="Aptos Narrow" w:eastAsia="Times New Roman" w:hAnsi="Aptos Narrow" w:cs="Times New Roman"/>
+                <w:color w:val="000000"/>
+                <w:kern w:val="0"/>
+                <w14:ligatures w14:val="none"/>
+              </w:rPr>
+            </w:pPr>
+            <w:r>
+              <w:rPr>
+                <w:rFonts w:ascii="Aptos Narrow" w:eastAsia="Times New Roman" w:hAnsi="Aptos Narrow" w:cs="Times New Roman"/>
+                <w:color w:val="000000"/>
+                <w:kern w:val="0"/>
+                <w14:ligatures w14:val="none"/>
+              </w:rPr>
+              <w:t>Mean</w:t>
+            </w:r>
+          </w:p>
+        </w:tc>
+        <w:tc>
+          <w:tcPr>
+            <w:tcW w:w="1300" w:type="dxa"/>
+            <w:tcBorders>
+              <w:top w:val="nil"/>
+              <w:left w:val="nil"/>
+              <w:bottom w:val="nil"/>
+              <w:right w:val="nil"/>
+            </w:tcBorders>
+            <w:noWrap/>
+            <w:vAlign w:val="bottom"/>
+            <w:hideMark/>
+          </w:tcPr>
+          <w:p>
+            <w:pPr>
+              <w:spacing w:after="0" w:line="240" w:lineRule="auto"/>
+              <w:jc w:val="right"/>
+              <w:rPr>
+                <w:rFonts w:ascii="Aptos Narrow" w:eastAsia="Times New Roman" w:hAnsi="Aptos Narrow" w:cs="Times New Roman"/>
+                <w:color w:val="000000"/>
+                <w:kern w:val="0"/>
+                <w14:ligatures w14:val="none"/>
+              </w:rPr>
+            </w:pPr>
+            <w:r>
+              <w:rPr>
+                <w:rFonts w:ascii="Aptos Narrow" w:eastAsia="Times New Roman" w:hAnsi="Aptos Narrow" w:cs="Times New Roman"/>
+                <w:color w:val="000000"/>
+                <w:kern w:val="0"/>
+                <w14:ligatures w14:val="none"/>
+              </w:rPr>
+              <w:t>34.04</w:t>
+            </w:r>
+          </w:p>
+        </w:tc>
+        <w:tc>
+          <w:tcPr>
+            <w:tcW w:w="1300" w:type="dxa"/>
+            <w:tcBorders>
+              <w:top w:val="nil"/>
+              <w:left w:val="nil"/>
+              <w:bottom w:val="nil"/>
+              <w:right w:val="nil"/>
+            </w:tcBorders>
+            <w:noWrap/>
+            <w:vAlign w:val="bottom"/>
+            <w:hideMark/>
+          </w:tcPr>
+          <w:p>
+            <w:pPr>
+              <w:spacing w:after="0" w:line="240" w:lineRule="auto"/>
+              <w:jc w:val="right"/>
+              <w:rPr>
+                <w:rFonts w:ascii="Aptos Narrow" w:eastAsia="Times New Roman" w:hAnsi="Aptos Narrow" w:cs="Times New Roman"/>
+                <w:color w:val="000000"/>
+                <w:kern w:val="0"/>
+                <w14:ligatures w14:val="none"/>
+              </w:rPr>
+            </w:pPr>
+            <w:r>
+              <w:rPr>
+                <w:rFonts w:ascii="Aptos Narrow" w:eastAsia="Times New Roman" w:hAnsi="Aptos Narrow" w:cs="Times New Roman"/>
+                <w:color w:val="000000"/>
+                <w:kern w:val="0"/>
+                <w14:ligatures w14:val="none"/>
+              </w:rPr>
+              <w:t>2009.27</w:t>
+            </w:r>
+          </w:p>
+        </w:tc>
+        <w:tc>
+          <w:tcPr>
+            <w:tcW w:w="1160" w:type="dxa"/>
+            <w:tcBorders>
+              <w:top w:val="nil"/>
+              <w:left w:val="nil"/>
+              <w:bottom w:val="nil"/>
+              <w:right w:val="nil"/>
+            </w:tcBorders>
+            <w:noWrap/>
+            <w:vAlign w:val="bottom"/>
+            <w:hideMark/>
+          </w:tcPr>
+          <w:p>
+            <w:pPr>
+              <w:spacing w:after="0" w:line="240" w:lineRule="auto"/>
+              <w:jc w:val="right"/>
+              <w:rPr>
+                <w:rFonts w:ascii="Aptos Narrow" w:eastAsia="Times New Roman" w:hAnsi="Aptos Narrow" w:cs="Times New Roman"/>
+                <w:color w:val="000000"/>
+                <w:kern w:val="0"/>
+                <w14:ligatures w14:val="none"/>
+              </w:rPr>
+            </w:pPr>
+            <w:r>
+              <w:rPr>
+                <w:rFonts w:ascii="Aptos Narrow" w:eastAsia="Times New Roman" w:hAnsi="Aptos Narrow" w:cs="Times New Roman"/>
+                <w:color w:val="000000"/>
+                <w:kern w:val="0"/>
+                <w14:ligatures w14:val="none"/>
+              </w:rPr>
+              <w:t>4.81</w:t>
+            </w:r>
+          </w:p>
+        </w:tc>
+        <w:tc>
+          <w:tcPr>
+            <w:tcW w:w="1960" w:type="dxa"/>
+            <w:tcBorders>
+              <w:top w:val="nil"/>
+              <w:left w:val="nil"/>
+              <w:bottom w:val="nil"/>
+              <w:right w:val="nil"/>
+            </w:tcBorders>
+            <w:noWrap/>
+            <w:vAlign w:val="bottom"/>
+            <w:hideMark/>
+          </w:tcPr>
+          <w:p>
+            <w:pPr>
+              <w:spacing w:after="0" w:line="240" w:lineRule="auto"/>
+              <w:jc w:val="right"/>
+              <w:rPr>
+                <w:rFonts w:ascii="Aptos Narrow" w:eastAsia="Times New Roman" w:hAnsi="Aptos Narrow" w:cs="Times New Roman"/>
+                <w:color w:val="000000"/>
+                <w:kern w:val="0"/>
+                <w14:ligatures w14:val="none"/>
+              </w:rPr>
+            </w:pPr>
+            <w:r>
+              <w:rPr>
+                <w:rFonts w:ascii="Aptos Narrow" w:eastAsia="Times New Roman" w:hAnsi="Aptos Narrow" w:cs="Times New Roman"/>
+                <w:color w:val="000000"/>
+                <w:kern w:val="0"/>
+                <w14:ligatures w14:val="none"/>
+              </w:rPr>
+              <w:t>1.03</w:t>
+            </w:r>
+          </w:p>
+        </w:tc>
+        <w:tc>
+          <w:tcPr>
+            <w:tcW w:w="1880" w:type="dxa"/>
+            <w:tcBorders>
+              <w:top w:val="nil"/>
+              <w:left w:val="nil"/>
+              <w:bottom w:val="nil"/>
+              <w:right w:val="nil"/>
+            </w:tcBorders>
+            <w:noWrap/>
+            <w:vAlign w:val="bottom"/>
+            <w:hideMark/>
+          </w:tcPr>
+          <w:p>
+            <w:pPr>
+              <w:spacing w:after="0" w:line="240" w:lineRule="auto"/>
+              <w:jc w:val="right"/>
+              <w:rPr>
+                <w:rFonts w:ascii="Aptos Narrow" w:eastAsia="Times New Roman" w:hAnsi="Aptos Narrow" w:cs="Times New Roman"/>
+                <w:color w:val="000000"/>
+                <w:kern w:val="0"/>
+                <w14:ligatures w14:val="none"/>
+              </w:rPr>
+            </w:pPr>
+            <w:r>
+              <w:rPr>
+                <w:rFonts w:ascii="Aptos Narrow" w:eastAsia="Times New Roman" w:hAnsi="Aptos Narrow" w:cs="Times New Roman"/>
+                <w:color w:val="000000"/>
+                <w:kern w:val="0"/>
+                <w14:ligatures w14:val="none"/>
+              </w:rPr>
+              <w:t>1.14</w:t>
+            </w:r>
+          </w:p>
+        </w:tc>
+      </w:tr>
+      <w:tr>
+        <w:trPr>
+          <w:trHeight w:val="320"/>
+        </w:trPr>
+        <w:tc>
+          <w:tcPr>
+            <w:tcW w:w="2020" w:type="dxa"/>
+            <w:tcBorders>
+              <w:top w:val="nil"/>
+              <w:left w:val="nil"/>
+              <w:bottom w:val="nil"/>
+              <w:right w:val="nil"/>
+            </w:tcBorders>
+            <w:noWrap/>
+            <w:vAlign w:val="bottom"/>
+            <w:hideMark/>
+          </w:tcPr>
+          <w:p>
+            <w:pPr>
+              <w:spacing w:after="0" w:line="240" w:lineRule="auto"/>
+              <w:rPr>
+                <w:rFonts w:ascii="Aptos Narrow" w:eastAsia="Times New Roman" w:hAnsi="Aptos Narrow" w:cs="Times New Roman"/>
+                <w:color w:val="000000"/>
+                <w:kern w:val="0"/>
+                <w14:ligatures w14:val="none"/>
+              </w:rPr>
+            </w:pPr>
+            <w:r>
+              <w:rPr>
+                <w:rFonts w:ascii="Aptos Narrow" w:eastAsia="Times New Roman" w:hAnsi="Aptos Narrow" w:cs="Times New Roman"/>
+                <w:color w:val="000000"/>
+                <w:kern w:val="0"/>
+                <w14:ligatures w14:val="none"/>
+              </w:rPr>
+              <w:t>Standard Deviation</w:t>
+            </w:r>
+          </w:p>
+        </w:tc>
+        <w:tc>
+          <w:tcPr>
+            <w:tcW w:w="1300" w:type="dxa"/>
+            <w:tcBorders>
+              <w:top w:val="nil"/>
+              <w:left w:val="nil"/>
+              <w:bottom w:val="nil"/>
+              <w:right w:val="nil"/>
+            </w:tcBorders>
+            <w:noWrap/>
+            <w:vAlign w:val="bottom"/>
+            <w:hideMark/>
+          </w:tcPr>
+          <w:p>
+            <w:pPr>
+              <w:spacing w:after="0" w:line="240" w:lineRule="auto"/>
+              <w:jc w:val="right"/>
+              <w:rPr>
+                <w:rFonts w:ascii="Aptos Narrow" w:eastAsia="Times New Roman" w:hAnsi="Aptos Narrow" w:cs="Times New Roman"/>
+                <w:color w:val="000000"/>
+                <w:kern w:val="0"/>
+                <w14:ligatures w14:val="none"/>
+              </w:rPr>
+            </w:pPr>
+            <w:r>
+              <w:rPr>
+                <w:rFonts w:ascii="Aptos Narrow" w:eastAsia="Times New Roman" w:hAnsi="Aptos Narrow" w:cs="Times New Roman"/>
+                <w:color w:val="000000"/>
+                <w:kern w:val="0"/>
+                <w14:ligatures w14:val="none"/>
+              </w:rPr>
+              <w:t>32.93</w:t>
+            </w:r>
+          </w:p>
+        </w:tc>
+        <w:tc>
+          <w:tcPr>
+            <w:tcW w:w="1300" w:type="dxa"/>
+            <w:tcBorders>
+              <w:top w:val="nil"/>
+              <w:left w:val="nil"/>
+              <w:bottom w:val="nil"/>
+              <w:right w:val="nil"/>
+            </w:tcBorders>
+            <w:noWrap/>
+            <w:vAlign w:val="bottom"/>
+            <w:hideMark/>
+          </w:tcPr>
+          <w:p>
+            <w:pPr>
+              <w:spacing w:after="0" w:line="240" w:lineRule="auto"/>
+              <w:jc w:val="right"/>
+              <w:rPr>
+                <w:rFonts w:ascii="Aptos Narrow" w:eastAsia="Times New Roman" w:hAnsi="Aptos Narrow" w:cs="Times New Roman"/>
+                <w:color w:val="000000"/>
+                <w:kern w:val="0"/>
+                <w14:ligatures w14:val="none"/>
+              </w:rPr>
+            </w:pPr>
+            <w:r>
+              <w:rPr>
+                <w:rFonts w:ascii="Aptos Narrow" w:eastAsia="Times New Roman" w:hAnsi="Aptos Narrow" w:cs="Times New Roman"/>
+                <w:color w:val="000000"/>
+                <w:kern w:val="0"/>
+                <w14:ligatures w14:val="none"/>
+              </w:rPr>
+              <w:t>21.54</w:t>
+            </w:r>
+          </w:p>
+        </w:tc>
+        <w:tc>
+          <w:tcPr>
+            <w:tcW w:w="1160" w:type="dxa"/>
+            <w:tcBorders>
+              <w:top w:val="nil"/>
+              <w:left w:val="nil"/>
+              <w:bottom w:val="nil"/>
+              <w:right w:val="nil"/>
+            </w:tcBorders>
+            <w:noWrap/>
+            <w:vAlign w:val="bottom"/>
+            <w:hideMark/>
+          </w:tcPr>
+          <w:p>
+            <w:pPr>
+              <w:spacing w:after="0" w:line="240" w:lineRule="auto"/>
+              <w:jc w:val="right"/>
+              <w:rPr>
+                <w:rFonts w:ascii="Aptos Narrow" w:eastAsia="Times New Roman" w:hAnsi="Aptos Narrow" w:cs="Times New Roman"/>
+                <w:color w:val="000000"/>
+                <w:kern w:val="0"/>
+                <w14:ligatures w14:val="none"/>
+              </w:rPr>
+            </w:pPr>
+            <w:r>
+              <w:rPr>
+                <w:rFonts w:ascii="Aptos Narrow" w:eastAsia="Times New Roman" w:hAnsi="Aptos Narrow" w:cs="Times New Roman"/>
+                <w:color w:val="000000"/>
+                <w:kern w:val="0"/>
+                <w14:ligatures w14:val="none"/>
+              </w:rPr>
+              <w:t>0.51</w:t>
+            </w:r>
+          </w:p>
+        </w:tc>
+        <w:tc>
+          <w:tcPr>
+            <w:tcW w:w="1960" w:type="dxa"/>
+            <w:tcBorders>
+              <w:top w:val="nil"/>
+              <w:left w:val="nil"/>
+              <w:bottom w:val="nil"/>
+              <w:right w:val="nil"/>
+            </w:tcBorders>
+            <w:noWrap/>
+            <w:vAlign w:val="bottom"/>
+            <w:hideMark/>
+          </w:tcPr>
+          <w:p>
+            <w:pPr>
+              <w:spacing w:after="0" w:line="240" w:lineRule="auto"/>
+              <w:jc w:val="right"/>
+              <w:rPr>
+                <w:rFonts w:ascii="Aptos Narrow" w:eastAsia="Times New Roman" w:hAnsi="Aptos Narrow" w:cs="Times New Roman"/>
+                <w:color w:val="000000"/>
+                <w:kern w:val="0"/>
+                <w14:ligatures w14:val="none"/>
+              </w:rPr>
+            </w:pPr>
+            <w:r>
+              <w:rPr>
+                <w:rFonts w:ascii="Aptos Narrow" w:eastAsia="Times New Roman" w:hAnsi="Aptos Narrow" w:cs="Times New Roman"/>
+                <w:color w:val="000000"/>
+                <w:kern w:val="0"/>
+                <w14:ligatures w14:val="none"/>
+              </w:rPr>
+              <w:t>7.92</w:t>
+            </w:r>
+          </w:p>
+        </w:tc>
+        <w:tc>
+          <w:tcPr>
+            <w:tcW w:w="1880" w:type="dxa"/>
+            <w:tcBorders>
+              <w:top w:val="nil"/>
+              <w:left w:val="nil"/>
+              <w:bottom w:val="nil"/>
+              <w:right w:val="nil"/>
+            </w:tcBorders>
+            <w:noWrap/>
+            <w:vAlign w:val="bottom"/>
+            <w:hideMark/>
+          </w:tcPr>
+          <w:p>
+            <w:pPr>
+              <w:spacing w:after="0" w:line="240" w:lineRule="auto"/>
+              <w:jc w:val="right"/>
+              <w:rPr>
+                <w:rFonts w:ascii="Aptos Narrow" w:eastAsia="Times New Roman" w:hAnsi="Aptos Narrow" w:cs="Times New Roman"/>
+                <w:color w:val="000000"/>
+                <w:kern w:val="0"/>
+                <w14:ligatures w14:val="none"/>
+              </w:rPr>
+            </w:pPr>
+            <w:r>
+              <w:rPr>
+                <w:rFonts w:ascii="Aptos Narrow" w:eastAsia="Times New Roman" w:hAnsi="Aptos Narrow" w:cs="Times New Roman"/>
+                <w:color w:val="000000"/>
+                <w:kern w:val="0"/>
+                <w14:ligatures w14:val="none"/>
+              </w:rPr>
+              <w:t>0.65</w:t>
+            </w:r>
+          </w:p>
+        </w:tc>
+      </w:tr>
+      <w:tr>
+        <w:trPr>
+          <w:trHeight w:val="320"/>
+        </w:trPr>
+        <w:tc>
+          <w:tcPr>
+            <w:tcW w:w="2020" w:type="dxa"/>
+            <w:tcBorders>
+              <w:top w:val="nil"/>
+              <w:left w:val="nil"/>
+              <w:bottom w:val="nil"/>
+              <w:right w:val="nil"/>
+            </w:tcBorders>
+            <w:noWrap/>
+            <w:vAlign w:val="bottom"/>
+            <w:hideMark/>
+          </w:tcPr>
+          <w:p>
+            <w:pPr>
+              <w:spacing w:after="0" w:line="240" w:lineRule="auto"/>
+              <w:rPr>
+                <w:rFonts w:ascii="Aptos Narrow" w:eastAsia="Times New Roman" w:hAnsi="Aptos Narrow" w:cs="Times New Roman"/>
+                <w:color w:val="000000"/>
+                <w:kern w:val="0"/>
+                <w14:ligatures w14:val="none"/>
+              </w:rPr>
+            </w:pPr>
+            <w:r>
+              <w:rPr>
+                <w:rFonts w:ascii="Aptos Narrow" w:eastAsia="Times New Roman" w:hAnsi="Aptos Narrow" w:cs="Times New Roman"/>
+                <w:color w:val="000000"/>
+                <w:kern w:val="0"/>
+                <w14:ligatures w14:val="none"/>
+              </w:rPr>
+              <w:t>Min</w:t>
+            </w:r>
+          </w:p>
+        </w:tc>
+        <w:tc>
+          <w:tcPr>
+            <w:tcW w:w="1300" w:type="dxa"/>
+            <w:tcBorders>
+              <w:top w:val="nil"/>
+              <w:left w:val="nil"/>
+              <w:bottom w:val="nil"/>
+              <w:right w:val="nil"/>
+            </w:tcBorders>
+            <w:noWrap/>
+            <w:vAlign w:val="bottom"/>
+            <w:hideMark/>
+          </w:tcPr>
+          <w:p>
+            <w:pPr>
+              <w:spacing w:after="0" w:line="240" w:lineRule="auto"/>
+              <w:jc w:val="right"/>
+              <w:rPr>
+                <w:rFonts w:ascii="Aptos Narrow" w:eastAsia="Times New Roman" w:hAnsi="Aptos Narrow" w:cs="Times New Roman"/>
+                <w:color w:val="000000"/>
+                <w:kern w:val="0"/>
+                <w14:ligatures w14:val="none"/>
+              </w:rPr>
+            </w:pPr>
+            <w:r>
+              <w:rPr>
+                <w:rFonts w:ascii="Aptos Narrow" w:eastAsia="Times New Roman" w:hAnsi="Aptos Narrow" w:cs="Times New Roman"/>
+                <w:color w:val="000000"/>
+                <w:kern w:val="0"/>
+                <w14:ligatures w14:val="none"/>
+              </w:rPr>
+              <w:t>1.67</w:t>
+            </w:r>
+          </w:p>
+        </w:tc>
+        <w:tc>
+          <w:tcPr>
+            <w:tcW w:w="1300" w:type="dxa"/>
+            <w:tcBorders>
+              <w:top w:val="nil"/>
+              <w:left w:val="nil"/>
+              <w:bottom w:val="nil"/>
+              <w:right w:val="nil"/>
+            </w:tcBorders>
+            <w:noWrap/>
+            <w:vAlign w:val="bottom"/>
+            <w:hideMark/>
+          </w:tcPr>
+          <w:p>
+            <w:pPr>
+              <w:spacing w:after="0" w:line="240" w:lineRule="auto"/>
+              <w:jc w:val="right"/>
+              <w:rPr>
+                <w:rFonts w:ascii="Aptos Narrow" w:eastAsia="Times New Roman" w:hAnsi="Aptos Narrow" w:cs="Times New Roman"/>
+                <w:color w:val="000000"/>
+                <w:kern w:val="0"/>
+                <w14:ligatures w14:val="none"/>
+              </w:rPr>
+            </w:pPr>
+            <w:r>
+              <w:rPr>
+                <w:rFonts w:ascii="Aptos Narrow" w:eastAsia="Times New Roman" w:hAnsi="Aptos Narrow" w:cs="Times New Roman"/>
+                <w:color w:val="000000"/>
+                <w:kern w:val="0"/>
+                <w14:ligatures w14:val="none"/>
+              </w:rPr>
+              <w:t>1900</w:t>
+            </w:r>
+          </w:p>
+        </w:tc>
+        <w:tc>
+          <w:tcPr>
+            <w:tcW w:w="1160" w:type="dxa"/>
+            <w:tcBorders>
+              <w:top w:val="nil"/>
+              <w:left w:val="nil"/>
+              <w:bottom w:val="nil"/>
+              <w:right w:val="nil"/>
+            </w:tcBorders>
+            <w:noWrap/>
+            <w:vAlign w:val="bottom"/>
+            <w:hideMark/>
+          </w:tcPr>
+          <w:p>
+            <w:pPr>
+              <w:spacing w:after="0" w:line="240" w:lineRule="auto"/>
+              <w:jc w:val="right"/>
+              <w:rPr>
+                <w:rFonts w:ascii="Aptos Narrow" w:eastAsia="Times New Roman" w:hAnsi="Aptos Narrow" w:cs="Times New Roman"/>
+                <w:color w:val="000000"/>
+                <w:kern w:val="0"/>
+                <w14:ligatures w14:val="none"/>
+              </w:rPr>
+            </w:pPr>
+            <w:r>
+              <w:rPr>
+                <w:rFonts w:ascii="Aptos Narrow" w:eastAsia="Times New Roman" w:hAnsi="Aptos Narrow" w:cs="Times New Roman"/>
+                <w:color w:val="000000"/>
+                <w:kern w:val="0"/>
+                <w14:ligatures w14:val="none"/>
+              </w:rPr>
+              <w:t>1</w:t>
+            </w:r>
+          </w:p>
+        </w:tc>
+        <w:tc>
+          <w:tcPr>
+            <w:tcW w:w="1960" w:type="dxa"/>
+            <w:tcBorders>
+              <w:top w:val="nil"/>
+              <w:left w:val="nil"/>
+              <w:bottom w:val="nil"/>
+              <w:right w:val="nil"/>
+            </w:tcBorders>
+            <w:noWrap/>
+            <w:vAlign w:val="bottom"/>
+            <w:hideMark/>
+          </w:tcPr>
+          <w:p>
+            <w:pPr>
+              <w:spacing w:after="0" w:line="240" w:lineRule="auto"/>
+              <w:jc w:val="right"/>
+              <w:rPr>
+                <w:rFonts w:ascii="Aptos Narrow" w:eastAsia="Times New Roman" w:hAnsi="Aptos Narrow" w:cs="Times New Roman"/>
+                <w:color w:val="000000"/>
+                <w:kern w:val="0"/>
+                <w14:ligatures w14:val="none"/>
+              </w:rPr>
+            </w:pPr>
+            <w:r>
+              <w:rPr>
+                <w:rFonts w:ascii="Aptos Narrow" w:eastAsia="Times New Roman" w:hAnsi="Aptos Narrow" w:cs="Times New Roman"/>
+                <w:color w:val="000000"/>
+                <w:kern w:val="0"/>
+                <w14:ligatures w14:val="none"/>
+              </w:rPr>
+              <w:t>0</w:t>
+            </w:r>
+          </w:p>
+        </w:tc>
+        <w:tc>
+          <w:tcPr>
+            <w:tcW w:w="1880" w:type="dxa"/>
+            <w:tcBorders>
+              <w:top w:val="nil"/>
+              <w:left w:val="nil"/>
+              <w:bottom w:val="nil"/>
+              <w:right w:val="nil"/>
+            </w:tcBorders>
+            <w:noWrap/>
+            <w:vAlign w:val="bottom"/>
+            <w:hideMark/>
+          </w:tcPr>
+          <w:p>
+            <w:pPr>
+              <w:spacing w:after="0" w:line="240" w:lineRule="auto"/>
+              <w:jc w:val="right"/>
+              <w:rPr>
+                <w:rFonts w:ascii="Aptos Narrow" w:eastAsia="Times New Roman" w:hAnsi="Aptos Narrow" w:cs="Times New Roman"/>
+                <w:color w:val="000000"/>
+                <w:kern w:val="0"/>
+                <w14:ligatures w14:val="none"/>
+              </w:rPr>
+            </w:pPr>
+            <w:r>
+              <w:rPr>
+                <w:rFonts w:ascii="Aptos Narrow" w:eastAsia="Times New Roman" w:hAnsi="Aptos Narrow" w:cs="Times New Roman"/>
+                <w:color w:val="000000"/>
+                <w:kern w:val="0"/>
+                <w14:ligatures w14:val="none"/>
+              </w:rPr>
+              <w:t>1</w:t>
+            </w:r>
+          </w:p>
+        </w:tc>
+      </w:tr>
+      <w:tr>
+        <w:trPr>
+          <w:trHeight w:val="320"/>
+        </w:trPr>
+        <w:tc>
+          <w:tcPr>
+            <w:tcW w:w="2020" w:type="dxa"/>
+            <w:tcBorders>
+              <w:top w:val="nil"/>
+              <w:left w:val="nil"/>
+              <w:bottom w:val="nil"/>
+              <w:right w:val="nil"/>
+            </w:tcBorders>
+            <w:noWrap/>
+            <w:vAlign w:val="bottom"/>
+            <w:hideMark/>
+          </w:tcPr>
+          <w:p>
+            <w:pPr>
+              <w:spacing w:after="0" w:line="240" w:lineRule="auto"/>
+              <w:rPr>
+                <w:rFonts w:ascii="Aptos Narrow" w:eastAsia="Times New Roman" w:hAnsi="Aptos Narrow" w:cs="Times New Roman"/>
+                <w:color w:val="000000"/>
+                <w:kern w:val="0"/>
+                <w14:ligatures w14:val="none"/>
+              </w:rPr>
+            </w:pPr>
+            <w:r>
+              <w:rPr>
+                <w:rFonts w:ascii="Aptos Narrow" w:eastAsia="Times New Roman" w:hAnsi="Aptos Narrow" w:cs="Times New Roman"/>
+                <w:color w:val="000000"/>
+                <w:kern w:val="0"/>
+                <w14:ligatures w14:val="none"/>
+              </w:rPr>
+              <w:t>Max</w:t>
+            </w:r>
+          </w:p>
+        </w:tc>
+        <w:tc>
+          <w:tcPr>
+            <w:tcW w:w="1300" w:type="dxa"/>
+            <w:tcBorders>
+              <w:top w:val="nil"/>
+              <w:left w:val="nil"/>
+              <w:bottom w:val="nil"/>
+              <w:right w:val="nil"/>
+            </w:tcBorders>
+            <w:noWrap/>
+            <w:vAlign w:val="bottom"/>
+            <w:hideMark/>
+          </w:tcPr>
+          <w:p>
+            <w:pPr>
+              <w:spacing w:after="0" w:line="240" w:lineRule="auto"/>
+              <w:jc w:val="right"/>
+              <w:rPr>
+                <w:rFonts w:ascii="Aptos Narrow" w:eastAsia="Times New Roman" w:hAnsi="Aptos Narrow" w:cs="Times New Roman"/>
+                <w:color w:val="000000"/>
+                <w:kern w:val="0"/>
+                <w14:ligatures w14:val="none"/>
+              </w:rPr>
+            </w:pPr>
+            <w:r>
+              <w:rPr>
+                <w:rFonts w:ascii="Aptos Narrow" w:eastAsia="Times New Roman" w:hAnsi="Aptos Narrow" w:cs="Times New Roman"/>
+                <w:color w:val="000000"/>
+                <w:kern w:val="0"/>
+                <w14:ligatures w14:val="none"/>
+              </w:rPr>
+              <w:t>650.84</w:t>
+            </w:r>
+          </w:p>
+        </w:tc>
+        <w:tc>
+          <w:tcPr>
+            <w:tcW w:w="1300" w:type="dxa"/>
+            <w:tcBorders>
+              <w:top w:val="nil"/>
+              <w:left w:val="nil"/>
+              <w:bottom w:val="nil"/>
+              <w:right w:val="nil"/>
+            </w:tcBorders>
+            <w:noWrap/>
+            <w:vAlign w:val="bottom"/>
+            <w:hideMark/>
+          </w:tcPr>
+          <w:p>
+            <w:pPr>
+              <w:spacing w:after="0" w:line="240" w:lineRule="auto"/>
+              <w:jc w:val="right"/>
+              <w:rPr>
+                <w:rFonts w:ascii="Aptos Narrow" w:eastAsia="Times New Roman" w:hAnsi="Aptos Narrow" w:cs="Times New Roman"/>
+                <w:color w:val="000000"/>
+                <w:kern w:val="0"/>
+                <w14:ligatures w14:val="none"/>
+              </w:rPr>
+            </w:pPr>
+            <w:r>
+              <w:rPr>
+                <w:rFonts w:ascii="Aptos Narrow" w:eastAsia="Times New Roman" w:hAnsi="Aptos Narrow" w:cs="Times New Roman"/>
+                <w:color w:val="000000"/>
+                <w:kern w:val="0"/>
+                <w14:ligatures w14:val="none"/>
+              </w:rPr>
+              <w:t>2080</w:t>
+            </w:r>
+          </w:p>
+        </w:tc>
+        <w:tc>
+          <w:tcPr>
+            <w:tcW w:w="1160" w:type="dxa"/>
+            <w:tcBorders>
+              <w:top w:val="nil"/>
+              <w:left w:val="nil"/>
+              <w:bottom w:val="nil"/>
+              <w:right w:val="nil"/>
+            </w:tcBorders>
+            <w:noWrap/>
+            <w:vAlign w:val="bottom"/>
+            <w:hideMark/>
+          </w:tcPr>
+          <w:p>
+            <w:pPr>
+              <w:spacing w:after="0" w:line="240" w:lineRule="auto"/>
+              <w:jc w:val="right"/>
+              <w:rPr>
+                <w:rFonts w:ascii="Aptos Narrow" w:eastAsia="Times New Roman" w:hAnsi="Aptos Narrow" w:cs="Times New Roman"/>
+                <w:color w:val="000000"/>
+                <w:kern w:val="0"/>
+                <w14:ligatures w14:val="none"/>
+              </w:rPr>
+            </w:pPr>
+            <w:r>
+              <w:rPr>
+                <w:rFonts w:ascii="Aptos Narrow" w:eastAsia="Times New Roman" w:hAnsi="Aptos Narrow" w:cs="Times New Roman"/>
+                <w:color w:val="000000"/>
+                <w:kern w:val="0"/>
+                <w14:ligatures w14:val="none"/>
+              </w:rPr>
+              <w:t>5</w:t>
+            </w:r>
+          </w:p>
+        </w:tc>
+        <w:tc>
+          <w:tcPr>
+            <w:tcW w:w="1960" w:type="dxa"/>
+            <w:tcBorders>
+              <w:top w:val="nil"/>
+              <w:left w:val="nil"/>
+              <w:bottom w:val="nil"/>
+              <w:right w:val="nil"/>
+            </w:tcBorders>
+            <w:noWrap/>
+            <w:vAlign w:val="bottom"/>
+            <w:hideMark/>
+          </w:tcPr>
+          <w:p>
+            <w:pPr>
+              <w:spacing w:after="0" w:line="240" w:lineRule="auto"/>
+              <w:jc w:val="right"/>
+              <w:rPr>
+                <w:rFonts w:ascii="Aptos Narrow" w:eastAsia="Times New Roman" w:hAnsi="Aptos Narrow" w:cs="Times New Roman"/>
+                <w:color w:val="000000"/>
+                <w:kern w:val="0"/>
+                <w14:ligatures w14:val="none"/>
+              </w:rPr>
+            </w:pPr>
+            <w:r>
+              <w:rPr>
+                <w:rFonts w:ascii="Aptos Narrow" w:eastAsia="Times New Roman" w:hAnsi="Aptos Narrow" w:cs="Times New Roman"/>
+                <w:color w:val="000000"/>
+                <w:kern w:val="0"/>
+                <w14:ligatures w14:val="none"/>
+              </w:rPr>
+              <w:t>340</w:t>
+            </w:r>
+          </w:p>
+        </w:tc>
+        <w:tc>
+          <w:tcPr>
+            <w:tcW w:w="1880" w:type="dxa"/>
+            <w:tcBorders>
+              <w:top w:val="nil"/>
+              <w:left w:val="nil"/>
+              <w:bottom w:val="nil"/>
+              <w:right w:val="nil"/>
+            </w:tcBorders>
+            <w:noWrap/>
+            <w:vAlign w:val="bottom"/>
+            <w:hideMark/>
+          </w:tcPr>
+          <w:p>
+            <w:pPr>
+              <w:spacing w:after="0" w:line="240" w:lineRule="auto"/>
+              <w:jc w:val="right"/>
+              <w:rPr>
+                <w:rFonts w:ascii="Aptos Narrow" w:eastAsia="Times New Roman" w:hAnsi="Aptos Narrow" w:cs="Times New Roman"/>
+                <w:color w:val="000000"/>
+                <w:kern w:val="0"/>
+                <w14:ligatures w14:val="none"/>
+              </w:rPr>
+            </w:pPr>
+            <w:r>
+              <w:rPr>
+                <w:rFonts w:ascii="Aptos Narrow" w:eastAsia="Times New Roman" w:hAnsi="Aptos Narrow" w:cs="Times New Roman"/>
+                <w:color w:val="000000"/>
+                <w:kern w:val="0"/>
+                <w14:ligatures w14:val="none"/>
+              </w:rPr>
+              <w:t>11</w:t>
+            </w:r>
+          </w:p>
+        </w:tc>
+      </w:tr>
+      <w:tr>
+        <w:trPr>
+          <w:trHeight w:val="320"/>
+        </w:trPr>
+        <w:tc>
+          <w:tcPr>
+            <w:tcW w:w="2020" w:type="dxa"/>
+            <w:tcBorders>
+              <w:top w:val="nil"/>
+              <w:left w:val="nil"/>
+              <w:bottom w:val="nil"/>
+              <w:right w:val="nil"/>
+            </w:tcBorders>
+            <w:noWrap/>
+            <w:vAlign w:val="bottom"/>
+            <w:hideMark/>
+          </w:tcPr>
+          <w:p>
+            <w:pPr>
+              <w:spacing w:after="0" w:line="240" w:lineRule="auto"/>
+              <w:rPr>
+                <w:rFonts w:ascii="Aptos Narrow" w:eastAsia="Times New Roman" w:hAnsi="Aptos Narrow" w:cs="Times New Roman"/>
+                <w:color w:val="000000"/>
+                <w:kern w:val="0"/>
+                <w14:ligatures w14:val="none"/>
+              </w:rPr>
+            </w:pPr>
+            <w:r>
+              <w:rPr>
+                <w:rFonts w:ascii="Aptos Narrow" w:eastAsia="Times New Roman" w:hAnsi="Aptos Narrow" w:cs="Times New Roman"/>
+                <w:color w:val="000000"/>
+                <w:kern w:val="0"/>
+                <w14:ligatures w14:val="none"/>
+              </w:rPr>
+              <w:t>Median</w:t>
+            </w:r>
+          </w:p>
+        </w:tc>
+        <w:tc>
+          <w:tcPr>
+            <w:tcW w:w="1300" w:type="dxa"/>
+            <w:tcBorders>
+              <w:top w:val="nil"/>
+              <w:left w:val="nil"/>
+              <w:bottom w:val="nil"/>
+              <w:right w:val="nil"/>
+            </w:tcBorders>
+            <w:noWrap/>
+            <w:vAlign w:val="bottom"/>
+            <w:hideMark/>
+          </w:tcPr>
+          <w:p>
+            <w:pPr>
+              <w:spacing w:after="0" w:line="240" w:lineRule="auto"/>
+              <w:jc w:val="right"/>
+              <w:rPr>
+                <w:rFonts w:ascii="Aptos Narrow" w:eastAsia="Times New Roman" w:hAnsi="Aptos Narrow" w:cs="Times New Roman"/>
+                <w:color w:val="000000"/>
+                <w:kern w:val="0"/>
+                <w14:ligatures w14:val="none"/>
+              </w:rPr>
+            </w:pPr>
+            <w:r>
+              <w:rPr>
+                <w:rFonts w:ascii="Aptos Narrow" w:eastAsia="Times New Roman" w:hAnsi="Aptos Narrow" w:cs="Times New Roman"/>
+                <w:color w:val="000000"/>
+                <w:kern w:val="0"/>
+                <w14:ligatures w14:val="none"/>
+              </w:rPr>
+              <w:t>25</w:t>
+            </w:r>
+          </w:p>
+        </w:tc>
+        <w:tc>
+          <w:tcPr>
+            <w:tcW w:w="1300" w:type="dxa"/>
+            <w:tcBorders>
+              <w:top w:val="nil"/>
+              <w:left w:val="nil"/>
+              <w:bottom w:val="nil"/>
+              <w:right w:val="nil"/>
+            </w:tcBorders>
+            <w:noWrap/>
+            <w:vAlign w:val="bottom"/>
+            <w:hideMark/>
+          </w:tcPr>
+          <w:p>
+            <w:pPr>
+              <w:spacing w:after="0" w:line="240" w:lineRule="auto"/>
+              <w:jc w:val="right"/>
+              <w:rPr>
+                <w:rFonts w:ascii="Aptos Narrow" w:eastAsia="Times New Roman" w:hAnsi="Aptos Narrow" w:cs="Times New Roman"/>
+                <w:color w:val="000000"/>
+                <w:kern w:val="0"/>
+                <w14:ligatures w14:val="none"/>
+              </w:rPr>
+            </w:pPr>
+            <w:r>
+              <w:rPr>
+                <w:rFonts w:ascii="Aptos Narrow" w:eastAsia="Times New Roman" w:hAnsi="Aptos Narrow" w:cs="Times New Roman"/>
+                <w:color w:val="000000"/>
+                <w:kern w:val="0"/>
+                <w14:ligatures w14:val="none"/>
+              </w:rPr>
+              <w:t>2017</w:t>
+            </w:r>
+          </w:p>
+        </w:tc>
+        <w:tc>
+          <w:tcPr>
+            <w:tcW w:w="1160" w:type="dxa"/>
+            <w:tcBorders>
+              <w:top w:val="nil"/>
+              <w:left w:val="nil"/>
+              <w:bottom w:val="nil"/>
+              <w:right w:val="nil"/>
+            </w:tcBorders>
+            <w:noWrap/>
+            <w:vAlign w:val="bottom"/>
+            <w:hideMark/>
+          </w:tcPr>
+          <w:p>
+            <w:pPr>
+              <w:spacing w:after="0" w:line="240" w:lineRule="auto"/>
+              <w:jc w:val="right"/>
+              <w:rPr>
+                <w:rFonts w:ascii="Aptos Narrow" w:eastAsia="Times New Roman" w:hAnsi="Aptos Narrow" w:cs="Times New Roman"/>
+                <w:color w:val="000000"/>
+                <w:kern w:val="0"/>
+                <w14:ligatures w14:val="none"/>
+              </w:rPr>
+            </w:pPr>
+            <w:r>
+              <w:rPr>
+                <w:rFonts w:ascii="Aptos Narrow" w:eastAsia="Times New Roman" w:hAnsi="Aptos Narrow" w:cs="Times New Roman"/>
+                <w:color w:val="000000"/>
+                <w:kern w:val="0"/>
+                <w14:ligatures w14:val="none"/>
+              </w:rPr>
+              <w:t>5</w:t>
+            </w:r>
+          </w:p>
+        </w:tc>
+        <w:tc>
+          <w:tcPr>
+            <w:tcW w:w="1960" w:type="dxa"/>
+            <w:tcBorders>
+              <w:top w:val="nil"/>
+              <w:left w:val="nil"/>
+              <w:bottom w:val="nil"/>
+              <w:right w:val="nil"/>
+            </w:tcBorders>
+            <w:noWrap/>
+            <w:vAlign w:val="bottom"/>
+            <w:hideMark/>
+          </w:tcPr>
+          <w:p>
+            <w:pPr>
+              <w:spacing w:after="0" w:line="240" w:lineRule="auto"/>
+              <w:jc w:val="right"/>
+              <w:rPr>
+                <w:rFonts w:ascii="Aptos Narrow" w:eastAsia="Times New Roman" w:hAnsi="Aptos Narrow" w:cs="Times New Roman"/>
+                <w:color w:val="000000"/>
+                <w:kern w:val="0"/>
+                <w14:ligatures w14:val="none"/>
+              </w:rPr>
+            </w:pPr>
+            <w:r>
+              <w:rPr>
+                <w:rFonts w:ascii="Aptos Narrow" w:eastAsia="Times New Roman" w:hAnsi="Aptos Narrow" w:cs="Times New Roman"/>
+                <w:color w:val="000000"/>
+                <w:kern w:val="0"/>
+                <w14:ligatures w14:val="none"/>
+              </w:rPr>
+              <w:t>0</w:t>
+            </w:r>
+          </w:p>
+        </w:tc>
+        <w:tc>
+          <w:tcPr>
+            <w:tcW w:w="1880" w:type="dxa"/>
+            <w:tcBorders>
+              <w:top w:val="nil"/>
+              <w:left w:val="nil"/>
+              <w:bottom w:val="nil"/>
+              <w:right w:val="nil"/>
+            </w:tcBorders>
+            <w:noWrap/>
+            <w:vAlign w:val="bottom"/>
+            <w:hideMark/>
+          </w:tcPr>
+          <w:p>
+            <w:pPr>
+              <w:spacing w:after="0" w:line="240" w:lineRule="auto"/>
+              <w:jc w:val="right"/>
+              <w:rPr>
+                <w:rFonts w:ascii="Aptos Narrow" w:eastAsia="Times New Roman" w:hAnsi="Aptos Narrow" w:cs="Times New Roman"/>
+                <w:color w:val="000000"/>
+                <w:kern w:val="0"/>
+                <w14:ligatures w14:val="none"/>
+              </w:rPr>
+            </w:pPr>
+            <w:r>
+              <w:rPr>
+                <w:rFonts w:ascii="Aptos Narrow" w:eastAsia="Times New Roman" w:hAnsi="Aptos Narrow" w:cs="Times New Roman"/>
+                <w:color w:val="000000"/>
+                <w:kern w:val="0"/>
+                <w14:ligatures w14:val="none"/>
+              </w:rPr>
+              <w:t>1</w:t>
+            </w:r>
+          </w:p>
+        </w:tc>
+      </w:tr>
+      <w:tr>
+        <w:trPr>
+          <w:trHeight w:val="320"/>
+        </w:trPr>
+        <w:tc>
+          <w:tcPr>
+            <w:tcW w:w="2020" w:type="dxa"/>
+            <w:tcBorders>
+              <w:top w:val="nil"/>
+              <w:left w:val="nil"/>
+              <w:bottom w:val="nil"/>
+              <w:right w:val="nil"/>
+            </w:tcBorders>
+            <w:noWrap/>
+            <w:vAlign w:val="bottom"/>
+            <w:hideMark/>
+          </w:tcPr>
+          <w:p>
+            <w:pPr>
+              <w:spacing w:after="0" w:line="240" w:lineRule="auto"/>
+              <w:rPr>
+                <w:rFonts w:ascii="Aptos Narrow" w:eastAsia="Times New Roman" w:hAnsi="Aptos Narrow" w:cs="Times New Roman"/>
+                <w:color w:val="000000"/>
+                <w:kern w:val="0"/>
+                <w14:ligatures w14:val="none"/>
+              </w:rPr>
+            </w:pPr>
+            <w:r>
+              <w:rPr>
+                <w:rFonts w:ascii="Aptos Narrow" w:eastAsia="Times New Roman" w:hAnsi="Aptos Narrow" w:cs="Times New Roman"/>
+                <w:color w:val="000000"/>
+                <w:kern w:val="0"/>
+                <w14:ligatures w14:val="none"/>
+              </w:rPr>
+              <w:t>Total Rows</w:t>
+            </w:r>
+          </w:p>
+        </w:tc>
+        <w:tc>
+          <w:tcPr>
+            <w:tcW w:w="1300" w:type="dxa"/>
+            <w:tcBorders>
+              <w:top w:val="nil"/>
+              <w:left w:val="nil"/>
+              <w:bottom w:val="nil"/>
+              <w:right w:val="nil"/>
+            </w:tcBorders>
+            <w:noWrap/>
+            <w:vAlign w:val="bottom"/>
+            <w:hideMark/>
+          </w:tcPr>
+          <w:p>
+            <w:pPr>
+              <w:spacing w:after="0" w:line="240" w:lineRule="auto"/>
+              <w:jc w:val="right"/>
+              <w:rPr>
+                <w:rFonts w:ascii="Aptos Narrow" w:eastAsia="Times New Roman" w:hAnsi="Aptos Narrow" w:cs="Times New Roman"/>
+                <w:color w:val="000000"/>
+                <w:kern w:val="0"/>
+                <w14:ligatures w14:val="none"/>
+              </w:rPr>
+            </w:pPr>
+            <w:r>
+              <w:rPr>
+                <w:rFonts w:ascii="Aptos Narrow" w:eastAsia="Times New Roman" w:hAnsi="Aptos Narrow" w:cs="Times New Roman"/>
+                <w:color w:val="000000"/>
+                <w:kern w:val="0"/>
+                <w14:ligatures w14:val="none"/>
+              </w:rPr>
+              <w:t>3973</w:t>
+            </w:r>
+          </w:p>
+        </w:tc>
+        <w:tc>
+          <w:tcPr>
+            <w:tcW w:w="1300" w:type="dxa"/>
+            <w:tcBorders>
+              <w:top w:val="nil"/>
+              <w:left w:val="nil"/>
+              <w:bottom w:val="nil"/>
+              <w:right w:val="nil"/>
+            </w:tcBorders>
+            <w:noWrap/>
+            <w:vAlign w:val="bottom"/>
+            <w:hideMark/>
+          </w:tcPr>
+          <w:p>
+            <w:pPr>
+              <w:spacing w:after="0" w:line="240" w:lineRule="auto"/>
+              <w:jc w:val="right"/>
+              <w:rPr>
+                <w:rFonts w:ascii="Aptos Narrow" w:eastAsia="Times New Roman" w:hAnsi="Aptos Narrow" w:cs="Times New Roman"/>
+                <w:color w:val="000000"/>
+                <w:kern w:val="0"/>
+                <w14:ligatures w14:val="none"/>
+              </w:rPr>
+            </w:pPr>
+            <w:r>
+              <w:rPr>
+                <w:rFonts w:ascii="Aptos Narrow" w:eastAsia="Times New Roman" w:hAnsi="Aptos Narrow" w:cs="Times New Roman"/>
+                <w:color w:val="000000"/>
+                <w:kern w:val="0"/>
+                <w14:ligatures w14:val="none"/>
+              </w:rPr>
+              <w:t>3973</w:t>
+            </w:r>
+          </w:p>
+        </w:tc>
+        <w:tc>
+          <w:tcPr>
+            <w:tcW w:w="1160" w:type="dxa"/>
+            <w:tcBorders>
+              <w:top w:val="nil"/>
+              <w:left w:val="nil"/>
+              <w:bottom w:val="nil"/>
+              <w:right w:val="nil"/>
+            </w:tcBorders>
+            <w:noWrap/>
+            <w:vAlign w:val="bottom"/>
+            <w:hideMark/>
+          </w:tcPr>
+          <w:p>
+            <w:pPr>
+              <w:spacing w:after="0" w:line="240" w:lineRule="auto"/>
+              <w:jc w:val="right"/>
+              <w:rPr>
+                <w:rFonts w:ascii="Aptos Narrow" w:eastAsia="Times New Roman" w:hAnsi="Aptos Narrow" w:cs="Times New Roman"/>
+                <w:color w:val="000000"/>
+                <w:kern w:val="0"/>
+                <w14:ligatures w14:val="none"/>
+              </w:rPr>
+            </w:pPr>
+            <w:r>
+              <w:rPr>
+                <w:rFonts w:ascii="Aptos Narrow" w:eastAsia="Times New Roman" w:hAnsi="Aptos Narrow" w:cs="Times New Roman"/>
+                <w:color w:val="000000"/>
+                <w:kern w:val="0"/>
+                <w14:ligatures w14:val="none"/>
+              </w:rPr>
+              <w:t>3973</w:t>
+            </w:r>
+          </w:p>
+        </w:tc>
+        <w:tc>
+          <w:tcPr>
+            <w:tcW w:w="1960" w:type="dxa"/>
+            <w:tcBorders>
+              <w:top w:val="nil"/>
+              <w:left w:val="nil"/>
+              <w:bottom w:val="nil"/>
+              <w:right w:val="nil"/>
+            </w:tcBorders>
+            <w:noWrap/>
+            <w:vAlign w:val="bottom"/>
+            <w:hideMark/>
+          </w:tcPr>
+          <w:p>
+            <w:pPr>
+              <w:spacing w:after="0" w:line="240" w:lineRule="auto"/>
+              <w:jc w:val="right"/>
+              <w:rPr>
+                <w:rFonts w:ascii="Aptos Narrow" w:eastAsia="Times New Roman" w:hAnsi="Aptos Narrow" w:cs="Times New Roman"/>
+                <w:color w:val="000000"/>
+                <w:kern w:val="0"/>
+                <w14:ligatures w14:val="none"/>
+              </w:rPr>
+            </w:pPr>
+            <w:r>
+              <w:rPr>
+                <w:rFonts w:ascii="Aptos Narrow" w:eastAsia="Times New Roman" w:hAnsi="Aptos Narrow" w:cs="Times New Roman"/>
+                <w:color w:val="000000"/>
+                <w:kern w:val="0"/>
+                <w14:ligatures w14:val="none"/>
+              </w:rPr>
+              <w:t>3973</w:t>
+            </w:r>
+          </w:p>
+        </w:tc>
+        <w:tc>
+          <w:tcPr>
+            <w:tcW w:w="1880" w:type="dxa"/>
+            <w:tcBorders>
+              <w:top w:val="nil"/>
+              <w:left w:val="nil"/>
+              <w:bottom w:val="nil"/>
+              <w:right w:val="nil"/>
+            </w:tcBorders>
+            <w:noWrap/>
+            <w:vAlign w:val="bottom"/>
+            <w:hideMark/>
+          </w:tcPr>
+          <w:p>
+            <w:pPr>
+              <w:spacing w:after="0" w:line="240" w:lineRule="auto"/>
+              <w:jc w:val="right"/>
+              <w:rPr>
+                <w:rFonts w:ascii="Aptos Narrow" w:eastAsia="Times New Roman" w:hAnsi="Aptos Narrow" w:cs="Times New Roman"/>
+                <w:color w:val="000000"/>
+                <w:kern w:val="0"/>
+                <w14:ligatures w14:val="none"/>
+              </w:rPr>
+            </w:pPr>
+            <w:r>
+              <w:rPr>
+                <w:rFonts w:ascii="Aptos Narrow" w:eastAsia="Times New Roman" w:hAnsi="Aptos Narrow" w:cs="Times New Roman"/>
+                <w:color w:val="000000"/>
+                <w:kern w:val="0"/>
+                <w14:ligatures w14:val="none"/>
+              </w:rPr>
+              <w:t>3973</w:t>
+            </w:r>
+          </w:p>
+        </w:tc>
+      </w:tr>
+    </w:tbl>
+    <w:p>
+      <w:pPr>
+        <w:rPr>
+          <w:lang w:val="en-US"/>
+        </w:rPr>
+      </w:pPr>
+    </w:p>
+    <w:p>
+      <w:pPr>
+        <w:rPr>
+          <w:lang w:val="en-US"/>
+        </w:rPr>
+      </w:pPr>
+      <w:r>
+        <w:rPr>
+          <w:u w:val="single"/>
+          <w:lang w:val="en-US"/>
+        </w:rPr>
+        <w:lastRenderedPageBreak/>
         <w:t>References-</w:t>
       </w:r>
     </w:p>
@@ -229,13 +1883,7 @@
         <w:rPr>
           <w:lang w:val="en-US"/>
         </w:rPr>
-        <w:t>books_example.j</w:t>
-      </w:r>
-      <w:r>
-        <w:rPr>
-          <w:lang w:val="en-US"/>
-        </w:rPr>
-        <w:t>son</w:t>
+        <w:t>books_example.json</w:t>
       </w:r>
       <w:proofErr w:type="spellEnd"/>
     </w:p>
@@ -297,13 +1945,7 @@
         <w:rPr>
           <w:lang w:val="en-US"/>
         </w:rPr>
-        <w:t>books_processed.</w:t>
-      </w:r>
-      <w:r>
-        <w:rPr>
-          <w:lang w:val="en-US"/>
-        </w:rPr>
-        <w:t>json</w:t>
+        <w:t>books_processed.json</w:t>
       </w:r>
       <w:proofErr w:type="spellEnd"/>
     </w:p>
